--- a/clients/cbi/crowdstrike/monthly/2026-03/CBI-CrowdStrike-Activity-2026-03.docx
+++ b/clients/cbi/crowdstrike/monthly/2026-03/CBI-CrowdStrike-Activity-2026-03.docx
@@ -95,7 +95,7 @@
       <w:tr>
         <w:tc>
           <w:tcPr>
-            <w:tcW w:type="dxa" w:w="3744"/>
+            <w:tcW w:type="dxa" w:w="3528"/>
             <w:tcBorders>
               <w:top w:val="nil"/>
               <w:left w:val="nil"/>
@@ -133,7 +133,7 @@
         </w:tc>
         <w:tc>
           <w:tcPr>
-            <w:tcW w:type="dxa" w:w="3744"/>
+            <w:tcW w:type="dxa" w:w="3528"/>
             <w:tcBorders>
               <w:top w:val="nil"/>
               <w:left w:val="nil"/>
@@ -2103,7 +2103,7 @@
         </w:tc>
         <w:tc>
           <w:tcPr>
-            <w:tcW w:type="dxa" w:w="2592"/>
+            <w:tcW w:type="dxa" w:w="2448"/>
             <w:shd w:val="clear" w:color="auto" w:fill="006DB6"/>
             <w:tcBorders>
               <w:top w:val="single" w:sz="4" w:color="E9ECEF"/>
@@ -2130,7 +2130,7 @@
         </w:tc>
         <w:tc>
           <w:tcPr>
-            <w:tcW w:type="dxa" w:w="1872"/>
+            <w:tcW w:type="dxa" w:w="1728"/>
             <w:shd w:val="clear" w:color="auto" w:fill="006DB6"/>
             <w:tcBorders>
               <w:top w:val="single" w:sz="4" w:color="E9ECEF"/>
@@ -2157,7 +2157,7 @@
         </w:tc>
         <w:tc>
           <w:tcPr>
-            <w:tcW w:type="dxa" w:w="1872"/>
+            <w:tcW w:type="dxa" w:w="1728"/>
             <w:shd w:val="clear" w:color="auto" w:fill="006DB6"/>
             <w:tcBorders>
               <w:top w:val="single" w:sz="4" w:color="E9ECEF"/>
@@ -2233,7 +2233,7 @@
                 <w:color w:val="59595B"/>
                 <w:sz w:val="19"/>
               </w:rPr>
-              <w:t>2026-03-31</w:t>
+              <w:t>—</w:t>
             </w:r>
           </w:p>
         </w:tc>
@@ -2265,7 +2265,7 @@
         </w:tc>
         <w:tc>
           <w:tcPr>
-            <w:tcW w:type="dxa" w:w="2592"/>
+            <w:tcW w:type="dxa" w:w="2448"/>
             <w:tcBorders>
               <w:top w:val="single" w:sz="4" w:color="E9ECEF"/>
               <w:left w:val="single" w:sz="4" w:color="E9ECEF"/>
@@ -2291,7 +2291,7 @@
         </w:tc>
         <w:tc>
           <w:tcPr>
-            <w:tcW w:type="dxa" w:w="1872"/>
+            <w:tcW w:type="dxa" w:w="1728"/>
             <w:tcBorders>
               <w:top w:val="single" w:sz="4" w:color="E9ECEF"/>
               <w:left w:val="single" w:sz="4" w:color="E9ECEF"/>
@@ -2317,7 +2317,7 @@
         </w:tc>
         <w:tc>
           <w:tcPr>
-            <w:tcW w:type="dxa" w:w="1872"/>
+            <w:tcW w:type="dxa" w:w="1728"/>
             <w:tcBorders>
               <w:top w:val="single" w:sz="4" w:color="E9ECEF"/>
               <w:left w:val="single" w:sz="4" w:color="E9ECEF"/>
@@ -2392,7 +2392,7 @@
                 <w:color w:val="59595B"/>
                 <w:sz w:val="19"/>
               </w:rPr>
-              <w:t>2026-03-31</w:t>
+              <w:t>—</w:t>
             </w:r>
           </w:p>
         </w:tc>
@@ -2425,7 +2425,7 @@
         </w:tc>
         <w:tc>
           <w:tcPr>
-            <w:tcW w:type="dxa" w:w="2592"/>
+            <w:tcW w:type="dxa" w:w="2448"/>
             <w:shd w:val="clear" w:color="auto" w:fill="F8F9FA"/>
             <w:tcBorders>
               <w:top w:val="single" w:sz="4" w:color="E9ECEF"/>
@@ -2452,7 +2452,7 @@
         </w:tc>
         <w:tc>
           <w:tcPr>
-            <w:tcW w:type="dxa" w:w="1872"/>
+            <w:tcW w:type="dxa" w:w="1728"/>
             <w:shd w:val="clear" w:color="auto" w:fill="F8F9FA"/>
             <w:tcBorders>
               <w:top w:val="single" w:sz="4" w:color="E9ECEF"/>
@@ -2479,7 +2479,7 @@
         </w:tc>
         <w:tc>
           <w:tcPr>
-            <w:tcW w:type="dxa" w:w="1872"/>
+            <w:tcW w:type="dxa" w:w="1728"/>
             <w:shd w:val="clear" w:color="auto" w:fill="F8F9FA"/>
             <w:tcBorders>
               <w:top w:val="single" w:sz="4" w:color="E9ECEF"/>
@@ -2555,7 +2555,7 @@
                 <w:color w:val="59595B"/>
                 <w:sz w:val="19"/>
               </w:rPr>
-              <w:t>2026-03-31</w:t>
+              <w:t>—</w:t>
             </w:r>
           </w:p>
         </w:tc>
@@ -2587,7 +2587,7 @@
         </w:tc>
         <w:tc>
           <w:tcPr>
-            <w:tcW w:type="dxa" w:w="2592"/>
+            <w:tcW w:type="dxa" w:w="2448"/>
             <w:tcBorders>
               <w:top w:val="single" w:sz="4" w:color="E9ECEF"/>
               <w:left w:val="single" w:sz="4" w:color="E9ECEF"/>
@@ -2613,7 +2613,7 @@
         </w:tc>
         <w:tc>
           <w:tcPr>
-            <w:tcW w:type="dxa" w:w="1872"/>
+            <w:tcW w:type="dxa" w:w="1728"/>
             <w:tcBorders>
               <w:top w:val="single" w:sz="4" w:color="E9ECEF"/>
               <w:left w:val="single" w:sz="4" w:color="E9ECEF"/>
@@ -2639,7 +2639,7 @@
         </w:tc>
         <w:tc>
           <w:tcPr>
-            <w:tcW w:type="dxa" w:w="1872"/>
+            <w:tcW w:type="dxa" w:w="1728"/>
             <w:tcBorders>
               <w:top w:val="single" w:sz="4" w:color="E9ECEF"/>
               <w:left w:val="single" w:sz="4" w:color="E9ECEF"/>
@@ -2714,7 +2714,7 @@
                 <w:color w:val="59595B"/>
                 <w:sz w:val="19"/>
               </w:rPr>
-              <w:t>2026-03-23</w:t>
+              <w:t>—</w:t>
             </w:r>
           </w:p>
         </w:tc>
@@ -2747,7 +2747,7 @@
         </w:tc>
         <w:tc>
           <w:tcPr>
-            <w:tcW w:type="dxa" w:w="2592"/>
+            <w:tcW w:type="dxa" w:w="2448"/>
             <w:shd w:val="clear" w:color="auto" w:fill="F8F9FA"/>
             <w:tcBorders>
               <w:top w:val="single" w:sz="4" w:color="E9ECEF"/>
@@ -2774,7 +2774,7 @@
         </w:tc>
         <w:tc>
           <w:tcPr>
-            <w:tcW w:type="dxa" w:w="1872"/>
+            <w:tcW w:type="dxa" w:w="1728"/>
             <w:shd w:val="clear" w:color="auto" w:fill="F8F9FA"/>
             <w:tcBorders>
               <w:top w:val="single" w:sz="4" w:color="E9ECEF"/>
@@ -2801,7 +2801,7 @@
         </w:tc>
         <w:tc>
           <w:tcPr>
-            <w:tcW w:type="dxa" w:w="1872"/>
+            <w:tcW w:type="dxa" w:w="1728"/>
             <w:shd w:val="clear" w:color="auto" w:fill="F8F9FA"/>
             <w:tcBorders>
               <w:top w:val="single" w:sz="4" w:color="E9ECEF"/>
@@ -2877,7 +2877,7 @@
                 <w:color w:val="59595B"/>
                 <w:sz w:val="19"/>
               </w:rPr>
-              <w:t>2026-03-31</w:t>
+              <w:t>—</w:t>
             </w:r>
           </w:p>
         </w:tc>
@@ -2909,7 +2909,7 @@
         </w:tc>
         <w:tc>
           <w:tcPr>
-            <w:tcW w:type="dxa" w:w="2592"/>
+            <w:tcW w:type="dxa" w:w="2448"/>
             <w:tcBorders>
               <w:top w:val="single" w:sz="4" w:color="E9ECEF"/>
               <w:left w:val="single" w:sz="4" w:color="E9ECEF"/>
@@ -2935,7 +2935,7 @@
         </w:tc>
         <w:tc>
           <w:tcPr>
-            <w:tcW w:type="dxa" w:w="1872"/>
+            <w:tcW w:type="dxa" w:w="1728"/>
             <w:tcBorders>
               <w:top w:val="single" w:sz="4" w:color="E9ECEF"/>
               <w:left w:val="single" w:sz="4" w:color="E9ECEF"/>
@@ -2961,7 +2961,7 @@
         </w:tc>
         <w:tc>
           <w:tcPr>
-            <w:tcW w:type="dxa" w:w="1872"/>
+            <w:tcW w:type="dxa" w:w="1728"/>
             <w:tcBorders>
               <w:top w:val="single" w:sz="4" w:color="E9ECEF"/>
               <w:left w:val="single" w:sz="4" w:color="E9ECEF"/>
@@ -3036,7 +3036,7 @@
                 <w:color w:val="59595B"/>
                 <w:sz w:val="19"/>
               </w:rPr>
-              <w:t>2026-03-31</w:t>
+              <w:t>—</w:t>
             </w:r>
           </w:p>
         </w:tc>
@@ -3069,7 +3069,7 @@
         </w:tc>
         <w:tc>
           <w:tcPr>
-            <w:tcW w:type="dxa" w:w="2592"/>
+            <w:tcW w:type="dxa" w:w="2448"/>
             <w:shd w:val="clear" w:color="auto" w:fill="F8F9FA"/>
             <w:tcBorders>
               <w:top w:val="single" w:sz="4" w:color="E9ECEF"/>
@@ -3096,7 +3096,7 @@
         </w:tc>
         <w:tc>
           <w:tcPr>
-            <w:tcW w:type="dxa" w:w="1872"/>
+            <w:tcW w:type="dxa" w:w="1728"/>
             <w:shd w:val="clear" w:color="auto" w:fill="F8F9FA"/>
             <w:tcBorders>
               <w:top w:val="single" w:sz="4" w:color="E9ECEF"/>
@@ -3123,7 +3123,7 @@
         </w:tc>
         <w:tc>
           <w:tcPr>
-            <w:tcW w:type="dxa" w:w="1872"/>
+            <w:tcW w:type="dxa" w:w="1728"/>
             <w:shd w:val="clear" w:color="auto" w:fill="F8F9FA"/>
             <w:tcBorders>
               <w:top w:val="single" w:sz="4" w:color="E9ECEF"/>
@@ -3199,7 +3199,7 @@
                 <w:color w:val="59595B"/>
                 <w:sz w:val="19"/>
               </w:rPr>
-              <w:t>2026-03-24</w:t>
+              <w:t>—</w:t>
             </w:r>
           </w:p>
         </w:tc>
@@ -3231,7 +3231,7 @@
         </w:tc>
         <w:tc>
           <w:tcPr>
-            <w:tcW w:type="dxa" w:w="2592"/>
+            <w:tcW w:type="dxa" w:w="2448"/>
             <w:tcBorders>
               <w:top w:val="single" w:sz="4" w:color="E9ECEF"/>
               <w:left w:val="single" w:sz="4" w:color="E9ECEF"/>
@@ -3257,7 +3257,7 @@
         </w:tc>
         <w:tc>
           <w:tcPr>
-            <w:tcW w:type="dxa" w:w="1872"/>
+            <w:tcW w:type="dxa" w:w="1728"/>
             <w:tcBorders>
               <w:top w:val="single" w:sz="4" w:color="E9ECEF"/>
               <w:left w:val="single" w:sz="4" w:color="E9ECEF"/>
@@ -3283,7 +3283,7 @@
         </w:tc>
         <w:tc>
           <w:tcPr>
-            <w:tcW w:type="dxa" w:w="1872"/>
+            <w:tcW w:type="dxa" w:w="1728"/>
             <w:tcBorders>
               <w:top w:val="single" w:sz="4" w:color="E9ECEF"/>
               <w:left w:val="single" w:sz="4" w:color="E9ECEF"/>
@@ -3358,7 +3358,7 @@
                 <w:color w:val="59595B"/>
                 <w:sz w:val="19"/>
               </w:rPr>
-              <w:t>2026-03-31</w:t>
+              <w:t>—</w:t>
             </w:r>
           </w:p>
         </w:tc>
@@ -3391,7 +3391,7 @@
         </w:tc>
         <w:tc>
           <w:tcPr>
-            <w:tcW w:type="dxa" w:w="2592"/>
+            <w:tcW w:type="dxa" w:w="2448"/>
             <w:shd w:val="clear" w:color="auto" w:fill="F8F9FA"/>
             <w:tcBorders>
               <w:top w:val="single" w:sz="4" w:color="E9ECEF"/>
@@ -3418,7 +3418,7 @@
         </w:tc>
         <w:tc>
           <w:tcPr>
-            <w:tcW w:type="dxa" w:w="1872"/>
+            <w:tcW w:type="dxa" w:w="1728"/>
             <w:shd w:val="clear" w:color="auto" w:fill="F8F9FA"/>
             <w:tcBorders>
               <w:top w:val="single" w:sz="4" w:color="E9ECEF"/>
@@ -3445,7 +3445,7 @@
         </w:tc>
         <w:tc>
           <w:tcPr>
-            <w:tcW w:type="dxa" w:w="1872"/>
+            <w:tcW w:type="dxa" w:w="1728"/>
             <w:shd w:val="clear" w:color="auto" w:fill="F8F9FA"/>
             <w:tcBorders>
               <w:top w:val="single" w:sz="4" w:color="E9ECEF"/>
@@ -3521,7 +3521,7 @@
                 <w:color w:val="59595B"/>
                 <w:sz w:val="19"/>
               </w:rPr>
-              <w:t>2026-03-31</w:t>
+              <w:t>—</w:t>
             </w:r>
           </w:p>
         </w:tc>
@@ -3553,7 +3553,7 @@
         </w:tc>
         <w:tc>
           <w:tcPr>
-            <w:tcW w:type="dxa" w:w="2592"/>
+            <w:tcW w:type="dxa" w:w="2448"/>
             <w:tcBorders>
               <w:top w:val="single" w:sz="4" w:color="E9ECEF"/>
               <w:left w:val="single" w:sz="4" w:color="E9ECEF"/>
@@ -3579,7 +3579,7 @@
         </w:tc>
         <w:tc>
           <w:tcPr>
-            <w:tcW w:type="dxa" w:w="1872"/>
+            <w:tcW w:type="dxa" w:w="1728"/>
             <w:tcBorders>
               <w:top w:val="single" w:sz="4" w:color="E9ECEF"/>
               <w:left w:val="single" w:sz="4" w:color="E9ECEF"/>
@@ -3605,7 +3605,7 @@
         </w:tc>
         <w:tc>
           <w:tcPr>
-            <w:tcW w:type="dxa" w:w="1872"/>
+            <w:tcW w:type="dxa" w:w="1728"/>
             <w:tcBorders>
               <w:top w:val="single" w:sz="4" w:color="E9ECEF"/>
               <w:left w:val="single" w:sz="4" w:color="E9ECEF"/>
@@ -3680,7 +3680,7 @@
                 <w:color w:val="59595B"/>
                 <w:sz w:val="19"/>
               </w:rPr>
-              <w:t>2026-03-24</w:t>
+              <w:t>—</w:t>
             </w:r>
           </w:p>
         </w:tc>
@@ -3713,7 +3713,7 @@
         </w:tc>
         <w:tc>
           <w:tcPr>
-            <w:tcW w:type="dxa" w:w="2592"/>
+            <w:tcW w:type="dxa" w:w="2448"/>
             <w:shd w:val="clear" w:color="auto" w:fill="F8F9FA"/>
             <w:tcBorders>
               <w:top w:val="single" w:sz="4" w:color="E9ECEF"/>
@@ -3740,7 +3740,7 @@
         </w:tc>
         <w:tc>
           <w:tcPr>
-            <w:tcW w:type="dxa" w:w="1872"/>
+            <w:tcW w:type="dxa" w:w="1728"/>
             <w:shd w:val="clear" w:color="auto" w:fill="F8F9FA"/>
             <w:tcBorders>
               <w:top w:val="single" w:sz="4" w:color="E9ECEF"/>
@@ -3767,7 +3767,7 @@
         </w:tc>
         <w:tc>
           <w:tcPr>
-            <w:tcW w:type="dxa" w:w="1872"/>
+            <w:tcW w:type="dxa" w:w="1728"/>
             <w:shd w:val="clear" w:color="auto" w:fill="F8F9FA"/>
             <w:tcBorders>
               <w:top w:val="single" w:sz="4" w:color="E9ECEF"/>
@@ -3843,7 +3843,7 @@
                 <w:color w:val="59595B"/>
                 <w:sz w:val="19"/>
               </w:rPr>
-              <w:t>2026-03-23</w:t>
+              <w:t>—</w:t>
             </w:r>
           </w:p>
         </w:tc>
@@ -3875,7 +3875,7 @@
         </w:tc>
         <w:tc>
           <w:tcPr>
-            <w:tcW w:type="dxa" w:w="2592"/>
+            <w:tcW w:type="dxa" w:w="2448"/>
             <w:tcBorders>
               <w:top w:val="single" w:sz="4" w:color="E9ECEF"/>
               <w:left w:val="single" w:sz="4" w:color="E9ECEF"/>
@@ -3901,7 +3901,7 @@
         </w:tc>
         <w:tc>
           <w:tcPr>
-            <w:tcW w:type="dxa" w:w="1872"/>
+            <w:tcW w:type="dxa" w:w="1728"/>
             <w:tcBorders>
               <w:top w:val="single" w:sz="4" w:color="E9ECEF"/>
               <w:left w:val="single" w:sz="4" w:color="E9ECEF"/>
@@ -3927,7 +3927,7 @@
         </w:tc>
         <w:tc>
           <w:tcPr>
-            <w:tcW w:type="dxa" w:w="1872"/>
+            <w:tcW w:type="dxa" w:w="1728"/>
             <w:tcBorders>
               <w:top w:val="single" w:sz="4" w:color="E9ECEF"/>
               <w:left w:val="single" w:sz="4" w:color="E9ECEF"/>
@@ -4002,7 +4002,7 @@
                 <w:color w:val="59595B"/>
                 <w:sz w:val="19"/>
               </w:rPr>
-              <w:t>2026-03-17</w:t>
+              <w:t>—</w:t>
             </w:r>
           </w:p>
         </w:tc>
@@ -4035,7 +4035,7 @@
         </w:tc>
         <w:tc>
           <w:tcPr>
-            <w:tcW w:type="dxa" w:w="2592"/>
+            <w:tcW w:type="dxa" w:w="2448"/>
             <w:shd w:val="clear" w:color="auto" w:fill="F8F9FA"/>
             <w:tcBorders>
               <w:top w:val="single" w:sz="4" w:color="E9ECEF"/>
@@ -4062,7 +4062,7 @@
         </w:tc>
         <w:tc>
           <w:tcPr>
-            <w:tcW w:type="dxa" w:w="1872"/>
+            <w:tcW w:type="dxa" w:w="1728"/>
             <w:shd w:val="clear" w:color="auto" w:fill="F8F9FA"/>
             <w:tcBorders>
               <w:top w:val="single" w:sz="4" w:color="E9ECEF"/>
@@ -4089,7 +4089,7 @@
         </w:tc>
         <w:tc>
           <w:tcPr>
-            <w:tcW w:type="dxa" w:w="1872"/>
+            <w:tcW w:type="dxa" w:w="1728"/>
             <w:shd w:val="clear" w:color="auto" w:fill="F8F9FA"/>
             <w:tcBorders>
               <w:top w:val="single" w:sz="4" w:color="E9ECEF"/>
@@ -4165,7 +4165,7 @@
                 <w:color w:val="59595B"/>
                 <w:sz w:val="19"/>
               </w:rPr>
-              <w:t>2026-03-17</w:t>
+              <w:t>—</w:t>
             </w:r>
           </w:p>
         </w:tc>
@@ -4197,7 +4197,7 @@
         </w:tc>
         <w:tc>
           <w:tcPr>
-            <w:tcW w:type="dxa" w:w="2592"/>
+            <w:tcW w:type="dxa" w:w="2448"/>
             <w:tcBorders>
               <w:top w:val="single" w:sz="4" w:color="E9ECEF"/>
               <w:left w:val="single" w:sz="4" w:color="E9ECEF"/>
@@ -4223,7 +4223,7 @@
         </w:tc>
         <w:tc>
           <w:tcPr>
-            <w:tcW w:type="dxa" w:w="1872"/>
+            <w:tcW w:type="dxa" w:w="1728"/>
             <w:tcBorders>
               <w:top w:val="single" w:sz="4" w:color="E9ECEF"/>
               <w:left w:val="single" w:sz="4" w:color="E9ECEF"/>
@@ -4249,7 +4249,7 @@
         </w:tc>
         <w:tc>
           <w:tcPr>
-            <w:tcW w:type="dxa" w:w="1872"/>
+            <w:tcW w:type="dxa" w:w="1728"/>
             <w:tcBorders>
               <w:top w:val="single" w:sz="4" w:color="E9ECEF"/>
               <w:left w:val="single" w:sz="4" w:color="E9ECEF"/>
@@ -4324,7 +4324,7 @@
                 <w:color w:val="59595B"/>
                 <w:sz w:val="19"/>
               </w:rPr>
-              <w:t>2026-03-17</w:t>
+              <w:t>—</w:t>
             </w:r>
           </w:p>
         </w:tc>
@@ -4357,7 +4357,7 @@
         </w:tc>
         <w:tc>
           <w:tcPr>
-            <w:tcW w:type="dxa" w:w="2592"/>
+            <w:tcW w:type="dxa" w:w="2448"/>
             <w:shd w:val="clear" w:color="auto" w:fill="F8F9FA"/>
             <w:tcBorders>
               <w:top w:val="single" w:sz="4" w:color="E9ECEF"/>
@@ -4384,7 +4384,7 @@
         </w:tc>
         <w:tc>
           <w:tcPr>
-            <w:tcW w:type="dxa" w:w="1872"/>
+            <w:tcW w:type="dxa" w:w="1728"/>
             <w:shd w:val="clear" w:color="auto" w:fill="F8F9FA"/>
             <w:tcBorders>
               <w:top w:val="single" w:sz="4" w:color="E9ECEF"/>
@@ -4411,7 +4411,7 @@
         </w:tc>
         <w:tc>
           <w:tcPr>
-            <w:tcW w:type="dxa" w:w="1872"/>
+            <w:tcW w:type="dxa" w:w="1728"/>
             <w:shd w:val="clear" w:color="auto" w:fill="F8F9FA"/>
             <w:tcBorders>
               <w:top w:val="single" w:sz="4" w:color="E9ECEF"/>
@@ -4487,7 +4487,7 @@
                 <w:color w:val="59595B"/>
                 <w:sz w:val="19"/>
               </w:rPr>
-              <w:t>2026-03-17</w:t>
+              <w:t>—</w:t>
             </w:r>
           </w:p>
         </w:tc>
@@ -4519,7 +4519,7 @@
         </w:tc>
         <w:tc>
           <w:tcPr>
-            <w:tcW w:type="dxa" w:w="2592"/>
+            <w:tcW w:type="dxa" w:w="2448"/>
             <w:tcBorders>
               <w:top w:val="single" w:sz="4" w:color="E9ECEF"/>
               <w:left w:val="single" w:sz="4" w:color="E9ECEF"/>
@@ -4545,7 +4545,7 @@
         </w:tc>
         <w:tc>
           <w:tcPr>
-            <w:tcW w:type="dxa" w:w="1872"/>
+            <w:tcW w:type="dxa" w:w="1728"/>
             <w:tcBorders>
               <w:top w:val="single" w:sz="4" w:color="E9ECEF"/>
               <w:left w:val="single" w:sz="4" w:color="E9ECEF"/>
@@ -4571,7 +4571,7 @@
         </w:tc>
         <w:tc>
           <w:tcPr>
-            <w:tcW w:type="dxa" w:w="1872"/>
+            <w:tcW w:type="dxa" w:w="1728"/>
             <w:tcBorders>
               <w:top w:val="single" w:sz="4" w:color="E9ECEF"/>
               <w:left w:val="single" w:sz="4" w:color="E9ECEF"/>
@@ -4646,7 +4646,7 @@
                 <w:color w:val="59595B"/>
                 <w:sz w:val="19"/>
               </w:rPr>
-              <w:t>2026-03-23</w:t>
+              <w:t>—</w:t>
             </w:r>
           </w:p>
         </w:tc>
@@ -4679,7 +4679,7 @@
         </w:tc>
         <w:tc>
           <w:tcPr>
-            <w:tcW w:type="dxa" w:w="2592"/>
+            <w:tcW w:type="dxa" w:w="2448"/>
             <w:shd w:val="clear" w:color="auto" w:fill="F8F9FA"/>
             <w:tcBorders>
               <w:top w:val="single" w:sz="4" w:color="E9ECEF"/>
@@ -4706,7 +4706,7 @@
         </w:tc>
         <w:tc>
           <w:tcPr>
-            <w:tcW w:type="dxa" w:w="1872"/>
+            <w:tcW w:type="dxa" w:w="1728"/>
             <w:shd w:val="clear" w:color="auto" w:fill="F8F9FA"/>
             <w:tcBorders>
               <w:top w:val="single" w:sz="4" w:color="E9ECEF"/>
@@ -4733,7 +4733,7 @@
         </w:tc>
         <w:tc>
           <w:tcPr>
-            <w:tcW w:type="dxa" w:w="1872"/>
+            <w:tcW w:type="dxa" w:w="1728"/>
             <w:shd w:val="clear" w:color="auto" w:fill="F8F9FA"/>
             <w:tcBorders>
               <w:top w:val="single" w:sz="4" w:color="E9ECEF"/>
@@ -4809,7 +4809,7 @@
                 <w:color w:val="59595B"/>
                 <w:sz w:val="19"/>
               </w:rPr>
-              <w:t>2026-03-06</w:t>
+              <w:t>—</w:t>
             </w:r>
           </w:p>
         </w:tc>
@@ -4841,7 +4841,7 @@
         </w:tc>
         <w:tc>
           <w:tcPr>
-            <w:tcW w:type="dxa" w:w="2592"/>
+            <w:tcW w:type="dxa" w:w="2448"/>
             <w:tcBorders>
               <w:top w:val="single" w:sz="4" w:color="E9ECEF"/>
               <w:left w:val="single" w:sz="4" w:color="E9ECEF"/>
@@ -4867,7 +4867,7 @@
         </w:tc>
         <w:tc>
           <w:tcPr>
-            <w:tcW w:type="dxa" w:w="1872"/>
+            <w:tcW w:type="dxa" w:w="1728"/>
             <w:tcBorders>
               <w:top w:val="single" w:sz="4" w:color="E9ECEF"/>
               <w:left w:val="single" w:sz="4" w:color="E9ECEF"/>
@@ -4893,7 +4893,7 @@
         </w:tc>
         <w:tc>
           <w:tcPr>
-            <w:tcW w:type="dxa" w:w="1872"/>
+            <w:tcW w:type="dxa" w:w="1728"/>
             <w:tcBorders>
               <w:top w:val="single" w:sz="4" w:color="E9ECEF"/>
               <w:left w:val="single" w:sz="4" w:color="E9ECEF"/>
@@ -4968,7 +4968,7 @@
                 <w:color w:val="59595B"/>
                 <w:sz w:val="19"/>
               </w:rPr>
-              <w:t>2026-03-17</w:t>
+              <w:t>—</w:t>
             </w:r>
           </w:p>
         </w:tc>
@@ -5001,7 +5001,7 @@
         </w:tc>
         <w:tc>
           <w:tcPr>
-            <w:tcW w:type="dxa" w:w="2592"/>
+            <w:tcW w:type="dxa" w:w="2448"/>
             <w:shd w:val="clear" w:color="auto" w:fill="F8F9FA"/>
             <w:tcBorders>
               <w:top w:val="single" w:sz="4" w:color="E9ECEF"/>
@@ -5028,7 +5028,7 @@
         </w:tc>
         <w:tc>
           <w:tcPr>
-            <w:tcW w:type="dxa" w:w="1872"/>
+            <w:tcW w:type="dxa" w:w="1728"/>
             <w:shd w:val="clear" w:color="auto" w:fill="F8F9FA"/>
             <w:tcBorders>
               <w:top w:val="single" w:sz="4" w:color="E9ECEF"/>
@@ -5055,7 +5055,7 @@
         </w:tc>
         <w:tc>
           <w:tcPr>
-            <w:tcW w:type="dxa" w:w="1872"/>
+            <w:tcW w:type="dxa" w:w="1728"/>
             <w:shd w:val="clear" w:color="auto" w:fill="F8F9FA"/>
             <w:tcBorders>
               <w:top w:val="single" w:sz="4" w:color="E9ECEF"/>
@@ -5131,7 +5131,7 @@
                 <w:color w:val="59595B"/>
                 <w:sz w:val="19"/>
               </w:rPr>
-              <w:t>2026-03-17</w:t>
+              <w:t>—</w:t>
             </w:r>
           </w:p>
         </w:tc>
@@ -5163,7 +5163,7 @@
         </w:tc>
         <w:tc>
           <w:tcPr>
-            <w:tcW w:type="dxa" w:w="2592"/>
+            <w:tcW w:type="dxa" w:w="2448"/>
             <w:tcBorders>
               <w:top w:val="single" w:sz="4" w:color="E9ECEF"/>
               <w:left w:val="single" w:sz="4" w:color="E9ECEF"/>
@@ -5189,7 +5189,7 @@
         </w:tc>
         <w:tc>
           <w:tcPr>
-            <w:tcW w:type="dxa" w:w="1872"/>
+            <w:tcW w:type="dxa" w:w="1728"/>
             <w:tcBorders>
               <w:top w:val="single" w:sz="4" w:color="E9ECEF"/>
               <w:left w:val="single" w:sz="4" w:color="E9ECEF"/>
@@ -5215,7 +5215,7 @@
         </w:tc>
         <w:tc>
           <w:tcPr>
-            <w:tcW w:type="dxa" w:w="1872"/>
+            <w:tcW w:type="dxa" w:w="1728"/>
             <w:tcBorders>
               <w:top w:val="single" w:sz="4" w:color="E9ECEF"/>
               <w:left w:val="single" w:sz="4" w:color="E9ECEF"/>
@@ -5290,7 +5290,7 @@
                 <w:color w:val="59595B"/>
                 <w:sz w:val="19"/>
               </w:rPr>
-              <w:t>2026-03-17</w:t>
+              <w:t>—</w:t>
             </w:r>
           </w:p>
         </w:tc>
@@ -5323,7 +5323,7 @@
         </w:tc>
         <w:tc>
           <w:tcPr>
-            <w:tcW w:type="dxa" w:w="2592"/>
+            <w:tcW w:type="dxa" w:w="2448"/>
             <w:shd w:val="clear" w:color="auto" w:fill="F8F9FA"/>
             <w:tcBorders>
               <w:top w:val="single" w:sz="4" w:color="E9ECEF"/>
@@ -5350,7 +5350,7 @@
         </w:tc>
         <w:tc>
           <w:tcPr>
-            <w:tcW w:type="dxa" w:w="1872"/>
+            <w:tcW w:type="dxa" w:w="1728"/>
             <w:shd w:val="clear" w:color="auto" w:fill="F8F9FA"/>
             <w:tcBorders>
               <w:top w:val="single" w:sz="4" w:color="E9ECEF"/>
@@ -5377,7 +5377,7 @@
         </w:tc>
         <w:tc>
           <w:tcPr>
-            <w:tcW w:type="dxa" w:w="1872"/>
+            <w:tcW w:type="dxa" w:w="1728"/>
             <w:shd w:val="clear" w:color="auto" w:fill="F8F9FA"/>
             <w:tcBorders>
               <w:top w:val="single" w:sz="4" w:color="E9ECEF"/>
@@ -5453,7 +5453,7 @@
                 <w:color w:val="59595B"/>
                 <w:sz w:val="19"/>
               </w:rPr>
-              <w:t>2026-03-17</w:t>
+              <w:t>—</w:t>
             </w:r>
           </w:p>
         </w:tc>
@@ -5485,7 +5485,7 @@
         </w:tc>
         <w:tc>
           <w:tcPr>
-            <w:tcW w:type="dxa" w:w="2592"/>
+            <w:tcW w:type="dxa" w:w="2448"/>
             <w:tcBorders>
               <w:top w:val="single" w:sz="4" w:color="E9ECEF"/>
               <w:left w:val="single" w:sz="4" w:color="E9ECEF"/>
@@ -5511,7 +5511,7 @@
         </w:tc>
         <w:tc>
           <w:tcPr>
-            <w:tcW w:type="dxa" w:w="1872"/>
+            <w:tcW w:type="dxa" w:w="1728"/>
             <w:tcBorders>
               <w:top w:val="single" w:sz="4" w:color="E9ECEF"/>
               <w:left w:val="single" w:sz="4" w:color="E9ECEF"/>
@@ -5537,7 +5537,7 @@
         </w:tc>
         <w:tc>
           <w:tcPr>
-            <w:tcW w:type="dxa" w:w="1872"/>
+            <w:tcW w:type="dxa" w:w="1728"/>
             <w:tcBorders>
               <w:top w:val="single" w:sz="4" w:color="E9ECEF"/>
               <w:left w:val="single" w:sz="4" w:color="E9ECEF"/>
@@ -5612,7 +5612,7 @@
                 <w:color w:val="59595B"/>
                 <w:sz w:val="19"/>
               </w:rPr>
-              <w:t>2026-03-06</w:t>
+              <w:t>—</w:t>
             </w:r>
           </w:p>
         </w:tc>
@@ -5645,7 +5645,7 @@
         </w:tc>
         <w:tc>
           <w:tcPr>
-            <w:tcW w:type="dxa" w:w="2592"/>
+            <w:tcW w:type="dxa" w:w="2448"/>
             <w:shd w:val="clear" w:color="auto" w:fill="F8F9FA"/>
             <w:tcBorders>
               <w:top w:val="single" w:sz="4" w:color="E9ECEF"/>
@@ -5672,7 +5672,7 @@
         </w:tc>
         <w:tc>
           <w:tcPr>
-            <w:tcW w:type="dxa" w:w="1872"/>
+            <w:tcW w:type="dxa" w:w="1728"/>
             <w:shd w:val="clear" w:color="auto" w:fill="F8F9FA"/>
             <w:tcBorders>
               <w:top w:val="single" w:sz="4" w:color="E9ECEF"/>
@@ -5699,7 +5699,7 @@
         </w:tc>
         <w:tc>
           <w:tcPr>
-            <w:tcW w:type="dxa" w:w="1872"/>
+            <w:tcW w:type="dxa" w:w="1728"/>
             <w:shd w:val="clear" w:color="auto" w:fill="F8F9FA"/>
             <w:tcBorders>
               <w:top w:val="single" w:sz="4" w:color="E9ECEF"/>
@@ -5775,7 +5775,7 @@
                 <w:color w:val="59595B"/>
                 <w:sz w:val="19"/>
               </w:rPr>
-              <w:t>2026-03-07</w:t>
+              <w:t>—</w:t>
             </w:r>
           </w:p>
         </w:tc>
@@ -5807,7 +5807,7 @@
         </w:tc>
         <w:tc>
           <w:tcPr>
-            <w:tcW w:type="dxa" w:w="2592"/>
+            <w:tcW w:type="dxa" w:w="2448"/>
             <w:tcBorders>
               <w:top w:val="single" w:sz="4" w:color="E9ECEF"/>
               <w:left w:val="single" w:sz="4" w:color="E9ECEF"/>
@@ -5833,7 +5833,7 @@
         </w:tc>
         <w:tc>
           <w:tcPr>
-            <w:tcW w:type="dxa" w:w="1872"/>
+            <w:tcW w:type="dxa" w:w="1728"/>
             <w:tcBorders>
               <w:top w:val="single" w:sz="4" w:color="E9ECEF"/>
               <w:left w:val="single" w:sz="4" w:color="E9ECEF"/>
@@ -5859,7 +5859,7 @@
         </w:tc>
         <w:tc>
           <w:tcPr>
-            <w:tcW w:type="dxa" w:w="1872"/>
+            <w:tcW w:type="dxa" w:w="1728"/>
             <w:tcBorders>
               <w:top w:val="single" w:sz="4" w:color="E9ECEF"/>
               <w:left w:val="single" w:sz="4" w:color="E9ECEF"/>
@@ -5934,7 +5934,7 @@
                 <w:color w:val="59595B"/>
                 <w:sz w:val="19"/>
               </w:rPr>
-              <w:t>2026-03-06</w:t>
+              <w:t>—</w:t>
             </w:r>
           </w:p>
         </w:tc>
@@ -5967,7 +5967,7 @@
         </w:tc>
         <w:tc>
           <w:tcPr>
-            <w:tcW w:type="dxa" w:w="2592"/>
+            <w:tcW w:type="dxa" w:w="2448"/>
             <w:shd w:val="clear" w:color="auto" w:fill="F8F9FA"/>
             <w:tcBorders>
               <w:top w:val="single" w:sz="4" w:color="E9ECEF"/>
@@ -5994,7 +5994,7 @@
         </w:tc>
         <w:tc>
           <w:tcPr>
-            <w:tcW w:type="dxa" w:w="1872"/>
+            <w:tcW w:type="dxa" w:w="1728"/>
             <w:shd w:val="clear" w:color="auto" w:fill="F8F9FA"/>
             <w:tcBorders>
               <w:top w:val="single" w:sz="4" w:color="E9ECEF"/>
@@ -6021,7 +6021,7 @@
         </w:tc>
         <w:tc>
           <w:tcPr>
-            <w:tcW w:type="dxa" w:w="1872"/>
+            <w:tcW w:type="dxa" w:w="1728"/>
             <w:shd w:val="clear" w:color="auto" w:fill="F8F9FA"/>
             <w:tcBorders>
               <w:top w:val="single" w:sz="4" w:color="E9ECEF"/>
@@ -6097,7 +6097,7 @@
                 <w:color w:val="59595B"/>
                 <w:sz w:val="19"/>
               </w:rPr>
-              <w:t>2026-03-06</w:t>
+              <w:t>—</w:t>
             </w:r>
           </w:p>
         </w:tc>
@@ -6129,7 +6129,7 @@
         </w:tc>
         <w:tc>
           <w:tcPr>
-            <w:tcW w:type="dxa" w:w="2592"/>
+            <w:tcW w:type="dxa" w:w="2448"/>
             <w:tcBorders>
               <w:top w:val="single" w:sz="4" w:color="E9ECEF"/>
               <w:left w:val="single" w:sz="4" w:color="E9ECEF"/>
@@ -6155,7 +6155,7 @@
         </w:tc>
         <w:tc>
           <w:tcPr>
-            <w:tcW w:type="dxa" w:w="1872"/>
+            <w:tcW w:type="dxa" w:w="1728"/>
             <w:tcBorders>
               <w:top w:val="single" w:sz="4" w:color="E9ECEF"/>
               <w:left w:val="single" w:sz="4" w:color="E9ECEF"/>
@@ -6181,7 +6181,7 @@
         </w:tc>
         <w:tc>
           <w:tcPr>
-            <w:tcW w:type="dxa" w:w="1872"/>
+            <w:tcW w:type="dxa" w:w="1728"/>
             <w:tcBorders>
               <w:top w:val="single" w:sz="4" w:color="E9ECEF"/>
               <w:left w:val="single" w:sz="4" w:color="E9ECEF"/>
@@ -6256,7 +6256,7 @@
                 <w:color w:val="59595B"/>
                 <w:sz w:val="19"/>
               </w:rPr>
-              <w:t>2026-03-07</w:t>
+              <w:t>—</w:t>
             </w:r>
           </w:p>
         </w:tc>
@@ -6289,7 +6289,7 @@
         </w:tc>
         <w:tc>
           <w:tcPr>
-            <w:tcW w:type="dxa" w:w="2592"/>
+            <w:tcW w:type="dxa" w:w="2448"/>
             <w:shd w:val="clear" w:color="auto" w:fill="F8F9FA"/>
             <w:tcBorders>
               <w:top w:val="single" w:sz="4" w:color="E9ECEF"/>
@@ -6316,7 +6316,7 @@
         </w:tc>
         <w:tc>
           <w:tcPr>
-            <w:tcW w:type="dxa" w:w="1872"/>
+            <w:tcW w:type="dxa" w:w="1728"/>
             <w:shd w:val="clear" w:color="auto" w:fill="F8F9FA"/>
             <w:tcBorders>
               <w:top w:val="single" w:sz="4" w:color="E9ECEF"/>
@@ -6343,7 +6343,7 @@
         </w:tc>
         <w:tc>
           <w:tcPr>
-            <w:tcW w:type="dxa" w:w="1872"/>
+            <w:tcW w:type="dxa" w:w="1728"/>
             <w:shd w:val="clear" w:color="auto" w:fill="F8F9FA"/>
             <w:tcBorders>
               <w:top w:val="single" w:sz="4" w:color="E9ECEF"/>
@@ -6419,7 +6419,7 @@
                 <w:color w:val="59595B"/>
                 <w:sz w:val="19"/>
               </w:rPr>
-              <w:t>2026-03-05</w:t>
+              <w:t>—</w:t>
             </w:r>
           </w:p>
         </w:tc>
@@ -6451,7 +6451,7 @@
         </w:tc>
         <w:tc>
           <w:tcPr>
-            <w:tcW w:type="dxa" w:w="2592"/>
+            <w:tcW w:type="dxa" w:w="2448"/>
             <w:tcBorders>
               <w:top w:val="single" w:sz="4" w:color="E9ECEF"/>
               <w:left w:val="single" w:sz="4" w:color="E9ECEF"/>
@@ -6477,7 +6477,7 @@
         </w:tc>
         <w:tc>
           <w:tcPr>
-            <w:tcW w:type="dxa" w:w="1872"/>
+            <w:tcW w:type="dxa" w:w="1728"/>
             <w:tcBorders>
               <w:top w:val="single" w:sz="4" w:color="E9ECEF"/>
               <w:left w:val="single" w:sz="4" w:color="E9ECEF"/>
@@ -6503,7 +6503,7 @@
         </w:tc>
         <w:tc>
           <w:tcPr>
-            <w:tcW w:type="dxa" w:w="1872"/>
+            <w:tcW w:type="dxa" w:w="1728"/>
             <w:tcBorders>
               <w:top w:val="single" w:sz="4" w:color="E9ECEF"/>
               <w:left w:val="single" w:sz="4" w:color="E9ECEF"/>
@@ -6578,7 +6578,7 @@
                 <w:color w:val="59595B"/>
                 <w:sz w:val="19"/>
               </w:rPr>
-              <w:t>2026-03-05</w:t>
+              <w:t>—</w:t>
             </w:r>
           </w:p>
         </w:tc>
@@ -6611,7 +6611,7 @@
         </w:tc>
         <w:tc>
           <w:tcPr>
-            <w:tcW w:type="dxa" w:w="2592"/>
+            <w:tcW w:type="dxa" w:w="2448"/>
             <w:shd w:val="clear" w:color="auto" w:fill="F8F9FA"/>
             <w:tcBorders>
               <w:top w:val="single" w:sz="4" w:color="E9ECEF"/>
@@ -6638,7 +6638,7 @@
         </w:tc>
         <w:tc>
           <w:tcPr>
-            <w:tcW w:type="dxa" w:w="1872"/>
+            <w:tcW w:type="dxa" w:w="1728"/>
             <w:shd w:val="clear" w:color="auto" w:fill="F8F9FA"/>
             <w:tcBorders>
               <w:top w:val="single" w:sz="4" w:color="E9ECEF"/>
@@ -6665,7 +6665,7 @@
         </w:tc>
         <w:tc>
           <w:tcPr>
-            <w:tcW w:type="dxa" w:w="1872"/>
+            <w:tcW w:type="dxa" w:w="1728"/>
             <w:shd w:val="clear" w:color="auto" w:fill="F8F9FA"/>
             <w:tcBorders>
               <w:top w:val="single" w:sz="4" w:color="E9ECEF"/>
@@ -6741,7 +6741,7 @@
                 <w:color w:val="59595B"/>
                 <w:sz w:val="19"/>
               </w:rPr>
-              <w:t>2026-03-05</w:t>
+              <w:t>—</w:t>
             </w:r>
           </w:p>
         </w:tc>
@@ -6773,7 +6773,7 @@
         </w:tc>
         <w:tc>
           <w:tcPr>
-            <w:tcW w:type="dxa" w:w="2592"/>
+            <w:tcW w:type="dxa" w:w="2448"/>
             <w:tcBorders>
               <w:top w:val="single" w:sz="4" w:color="E9ECEF"/>
               <w:left w:val="single" w:sz="4" w:color="E9ECEF"/>
@@ -6799,7 +6799,7 @@
         </w:tc>
         <w:tc>
           <w:tcPr>
-            <w:tcW w:type="dxa" w:w="1872"/>
+            <w:tcW w:type="dxa" w:w="1728"/>
             <w:tcBorders>
               <w:top w:val="single" w:sz="4" w:color="E9ECEF"/>
               <w:left w:val="single" w:sz="4" w:color="E9ECEF"/>
@@ -6825,7 +6825,7 @@
         </w:tc>
         <w:tc>
           <w:tcPr>
-            <w:tcW w:type="dxa" w:w="1872"/>
+            <w:tcW w:type="dxa" w:w="1728"/>
             <w:tcBorders>
               <w:top w:val="single" w:sz="4" w:color="E9ECEF"/>
               <w:left w:val="single" w:sz="4" w:color="E9ECEF"/>
@@ -6900,7 +6900,7 @@
                 <w:color w:val="59595B"/>
                 <w:sz w:val="19"/>
               </w:rPr>
-              <w:t>2026-03-05</w:t>
+              <w:t>—</w:t>
             </w:r>
           </w:p>
         </w:tc>
@@ -6933,7 +6933,7 @@
         </w:tc>
         <w:tc>
           <w:tcPr>
-            <w:tcW w:type="dxa" w:w="2592"/>
+            <w:tcW w:type="dxa" w:w="2448"/>
             <w:shd w:val="clear" w:color="auto" w:fill="F8F9FA"/>
             <w:tcBorders>
               <w:top w:val="single" w:sz="4" w:color="E9ECEF"/>
@@ -6960,7 +6960,7 @@
         </w:tc>
         <w:tc>
           <w:tcPr>
-            <w:tcW w:type="dxa" w:w="1872"/>
+            <w:tcW w:type="dxa" w:w="1728"/>
             <w:shd w:val="clear" w:color="auto" w:fill="F8F9FA"/>
             <w:tcBorders>
               <w:top w:val="single" w:sz="4" w:color="E9ECEF"/>
@@ -6987,7 +6987,7 @@
         </w:tc>
         <w:tc>
           <w:tcPr>
-            <w:tcW w:type="dxa" w:w="1872"/>
+            <w:tcW w:type="dxa" w:w="1728"/>
             <w:shd w:val="clear" w:color="auto" w:fill="F8F9FA"/>
             <w:tcBorders>
               <w:top w:val="single" w:sz="4" w:color="E9ECEF"/>
@@ -7063,7 +7063,7 @@
                 <w:color w:val="59595B"/>
                 <w:sz w:val="19"/>
               </w:rPr>
-              <w:t>2026-03-07</w:t>
+              <w:t>—</w:t>
             </w:r>
           </w:p>
         </w:tc>
@@ -7095,7 +7095,7 @@
         </w:tc>
         <w:tc>
           <w:tcPr>
-            <w:tcW w:type="dxa" w:w="2592"/>
+            <w:tcW w:type="dxa" w:w="2448"/>
             <w:tcBorders>
               <w:top w:val="single" w:sz="4" w:color="E9ECEF"/>
               <w:left w:val="single" w:sz="4" w:color="E9ECEF"/>
@@ -7121,7 +7121,7 @@
         </w:tc>
         <w:tc>
           <w:tcPr>
-            <w:tcW w:type="dxa" w:w="1872"/>
+            <w:tcW w:type="dxa" w:w="1728"/>
             <w:tcBorders>
               <w:top w:val="single" w:sz="4" w:color="E9ECEF"/>
               <w:left w:val="single" w:sz="4" w:color="E9ECEF"/>
@@ -7147,7 +7147,7 @@
         </w:tc>
         <w:tc>
           <w:tcPr>
-            <w:tcW w:type="dxa" w:w="1872"/>
+            <w:tcW w:type="dxa" w:w="1728"/>
             <w:tcBorders>
               <w:top w:val="single" w:sz="4" w:color="E9ECEF"/>
               <w:left w:val="single" w:sz="4" w:color="E9ECEF"/>
@@ -7222,7 +7222,7 @@
                 <w:color w:val="59595B"/>
                 <w:sz w:val="19"/>
               </w:rPr>
-              <w:t>2026-03-05</w:t>
+              <w:t>—</w:t>
             </w:r>
           </w:p>
         </w:tc>
@@ -7255,7 +7255,7 @@
         </w:tc>
         <w:tc>
           <w:tcPr>
-            <w:tcW w:type="dxa" w:w="2592"/>
+            <w:tcW w:type="dxa" w:w="2448"/>
             <w:shd w:val="clear" w:color="auto" w:fill="F8F9FA"/>
             <w:tcBorders>
               <w:top w:val="single" w:sz="4" w:color="E9ECEF"/>
@@ -7282,7 +7282,7 @@
         </w:tc>
         <w:tc>
           <w:tcPr>
-            <w:tcW w:type="dxa" w:w="1872"/>
+            <w:tcW w:type="dxa" w:w="1728"/>
             <w:shd w:val="clear" w:color="auto" w:fill="F8F9FA"/>
             <w:tcBorders>
               <w:top w:val="single" w:sz="4" w:color="E9ECEF"/>
@@ -7309,7 +7309,7 @@
         </w:tc>
         <w:tc>
           <w:tcPr>
-            <w:tcW w:type="dxa" w:w="1872"/>
+            <w:tcW w:type="dxa" w:w="1728"/>
             <w:shd w:val="clear" w:color="auto" w:fill="F8F9FA"/>
             <w:tcBorders>
               <w:top w:val="single" w:sz="4" w:color="E9ECEF"/>
@@ -7385,7 +7385,7 @@
                 <w:color w:val="59595B"/>
                 <w:sz w:val="19"/>
               </w:rPr>
-              <w:t>2026-03-07</w:t>
+              <w:t>—</w:t>
             </w:r>
           </w:p>
         </w:tc>
@@ -7417,7 +7417,7 @@
         </w:tc>
         <w:tc>
           <w:tcPr>
-            <w:tcW w:type="dxa" w:w="2592"/>
+            <w:tcW w:type="dxa" w:w="2448"/>
             <w:tcBorders>
               <w:top w:val="single" w:sz="4" w:color="E9ECEF"/>
               <w:left w:val="single" w:sz="4" w:color="E9ECEF"/>
@@ -7443,7 +7443,7 @@
         </w:tc>
         <w:tc>
           <w:tcPr>
-            <w:tcW w:type="dxa" w:w="1872"/>
+            <w:tcW w:type="dxa" w:w="1728"/>
             <w:tcBorders>
               <w:top w:val="single" w:sz="4" w:color="E9ECEF"/>
               <w:left w:val="single" w:sz="4" w:color="E9ECEF"/>
@@ -7469,7 +7469,7 @@
         </w:tc>
         <w:tc>
           <w:tcPr>
-            <w:tcW w:type="dxa" w:w="1872"/>
+            <w:tcW w:type="dxa" w:w="1728"/>
             <w:tcBorders>
               <w:top w:val="single" w:sz="4" w:color="E9ECEF"/>
               <w:left w:val="single" w:sz="4" w:color="E9ECEF"/>
@@ -7544,7 +7544,7 @@
                 <w:color w:val="59595B"/>
                 <w:sz w:val="19"/>
               </w:rPr>
-              <w:t>2026-03-06</w:t>
+              <w:t>—</w:t>
             </w:r>
           </w:p>
         </w:tc>
@@ -7577,7 +7577,7 @@
         </w:tc>
         <w:tc>
           <w:tcPr>
-            <w:tcW w:type="dxa" w:w="2592"/>
+            <w:tcW w:type="dxa" w:w="2448"/>
             <w:shd w:val="clear" w:color="auto" w:fill="F8F9FA"/>
             <w:tcBorders>
               <w:top w:val="single" w:sz="4" w:color="E9ECEF"/>
@@ -7604,7 +7604,7 @@
         </w:tc>
         <w:tc>
           <w:tcPr>
-            <w:tcW w:type="dxa" w:w="1872"/>
+            <w:tcW w:type="dxa" w:w="1728"/>
             <w:shd w:val="clear" w:color="auto" w:fill="F8F9FA"/>
             <w:tcBorders>
               <w:top w:val="single" w:sz="4" w:color="E9ECEF"/>
@@ -7631,7 +7631,7 @@
         </w:tc>
         <w:tc>
           <w:tcPr>
-            <w:tcW w:type="dxa" w:w="1872"/>
+            <w:tcW w:type="dxa" w:w="1728"/>
             <w:shd w:val="clear" w:color="auto" w:fill="F8F9FA"/>
             <w:tcBorders>
               <w:top w:val="single" w:sz="4" w:color="E9ECEF"/>
@@ -7707,7 +7707,7 @@
                 <w:color w:val="59595B"/>
                 <w:sz w:val="19"/>
               </w:rPr>
-              <w:t>2026-03-06</w:t>
+              <w:t>—</w:t>
             </w:r>
           </w:p>
         </w:tc>
@@ -7739,7 +7739,7 @@
         </w:tc>
         <w:tc>
           <w:tcPr>
-            <w:tcW w:type="dxa" w:w="2592"/>
+            <w:tcW w:type="dxa" w:w="2448"/>
             <w:tcBorders>
               <w:top w:val="single" w:sz="4" w:color="E9ECEF"/>
               <w:left w:val="single" w:sz="4" w:color="E9ECEF"/>
@@ -7765,7 +7765,7 @@
         </w:tc>
         <w:tc>
           <w:tcPr>
-            <w:tcW w:type="dxa" w:w="1872"/>
+            <w:tcW w:type="dxa" w:w="1728"/>
             <w:tcBorders>
               <w:top w:val="single" w:sz="4" w:color="E9ECEF"/>
               <w:left w:val="single" w:sz="4" w:color="E9ECEF"/>
@@ -7791,7 +7791,7 @@
         </w:tc>
         <w:tc>
           <w:tcPr>
-            <w:tcW w:type="dxa" w:w="1872"/>
+            <w:tcW w:type="dxa" w:w="1728"/>
             <w:tcBorders>
               <w:top w:val="single" w:sz="4" w:color="E9ECEF"/>
               <w:left w:val="single" w:sz="4" w:color="E9ECEF"/>
@@ -7866,7 +7866,7 @@
                 <w:color w:val="59595B"/>
                 <w:sz w:val="19"/>
               </w:rPr>
-              <w:t>2026-03-06</w:t>
+              <w:t>—</w:t>
             </w:r>
           </w:p>
         </w:tc>
@@ -7899,7 +7899,7 @@
         </w:tc>
         <w:tc>
           <w:tcPr>
-            <w:tcW w:type="dxa" w:w="2592"/>
+            <w:tcW w:type="dxa" w:w="2448"/>
             <w:shd w:val="clear" w:color="auto" w:fill="F8F9FA"/>
             <w:tcBorders>
               <w:top w:val="single" w:sz="4" w:color="E9ECEF"/>
@@ -7926,7 +7926,7 @@
         </w:tc>
         <w:tc>
           <w:tcPr>
-            <w:tcW w:type="dxa" w:w="1872"/>
+            <w:tcW w:type="dxa" w:w="1728"/>
             <w:shd w:val="clear" w:color="auto" w:fill="F8F9FA"/>
             <w:tcBorders>
               <w:top w:val="single" w:sz="4" w:color="E9ECEF"/>
@@ -7953,7 +7953,7 @@
         </w:tc>
         <w:tc>
           <w:tcPr>
-            <w:tcW w:type="dxa" w:w="1872"/>
+            <w:tcW w:type="dxa" w:w="1728"/>
             <w:shd w:val="clear" w:color="auto" w:fill="F8F9FA"/>
             <w:tcBorders>
               <w:top w:val="single" w:sz="4" w:color="E9ECEF"/>
@@ -8029,7 +8029,7 @@
                 <w:color w:val="59595B"/>
                 <w:sz w:val="19"/>
               </w:rPr>
-              <w:t>2026-03-07</w:t>
+              <w:t>—</w:t>
             </w:r>
           </w:p>
         </w:tc>
@@ -8061,7 +8061,7 @@
         </w:tc>
         <w:tc>
           <w:tcPr>
-            <w:tcW w:type="dxa" w:w="2592"/>
+            <w:tcW w:type="dxa" w:w="2448"/>
             <w:tcBorders>
               <w:top w:val="single" w:sz="4" w:color="E9ECEF"/>
               <w:left w:val="single" w:sz="4" w:color="E9ECEF"/>
@@ -8087,7 +8087,7 @@
         </w:tc>
         <w:tc>
           <w:tcPr>
-            <w:tcW w:type="dxa" w:w="1872"/>
+            <w:tcW w:type="dxa" w:w="1728"/>
             <w:tcBorders>
               <w:top w:val="single" w:sz="4" w:color="E9ECEF"/>
               <w:left w:val="single" w:sz="4" w:color="E9ECEF"/>
@@ -8113,7 +8113,7 @@
         </w:tc>
         <w:tc>
           <w:tcPr>
-            <w:tcW w:type="dxa" w:w="1872"/>
+            <w:tcW w:type="dxa" w:w="1728"/>
             <w:tcBorders>
               <w:top w:val="single" w:sz="4" w:color="E9ECEF"/>
               <w:left w:val="single" w:sz="4" w:color="E9ECEF"/>
@@ -8188,7 +8188,7 @@
                 <w:color w:val="59595B"/>
                 <w:sz w:val="19"/>
               </w:rPr>
-              <w:t>2026-03-06</w:t>
+              <w:t>—</w:t>
             </w:r>
           </w:p>
         </w:tc>
@@ -8221,7 +8221,7 @@
         </w:tc>
         <w:tc>
           <w:tcPr>
-            <w:tcW w:type="dxa" w:w="2592"/>
+            <w:tcW w:type="dxa" w:w="2448"/>
             <w:shd w:val="clear" w:color="auto" w:fill="F8F9FA"/>
             <w:tcBorders>
               <w:top w:val="single" w:sz="4" w:color="E9ECEF"/>
@@ -8248,7 +8248,7 @@
         </w:tc>
         <w:tc>
           <w:tcPr>
-            <w:tcW w:type="dxa" w:w="1872"/>
+            <w:tcW w:type="dxa" w:w="1728"/>
             <w:shd w:val="clear" w:color="auto" w:fill="F8F9FA"/>
             <w:tcBorders>
               <w:top w:val="single" w:sz="4" w:color="E9ECEF"/>
@@ -8275,7 +8275,7 @@
         </w:tc>
         <w:tc>
           <w:tcPr>
-            <w:tcW w:type="dxa" w:w="1872"/>
+            <w:tcW w:type="dxa" w:w="1728"/>
             <w:shd w:val="clear" w:color="auto" w:fill="F8F9FA"/>
             <w:tcBorders>
               <w:top w:val="single" w:sz="4" w:color="E9ECEF"/>
@@ -8351,7 +8351,7 @@
                 <w:color w:val="59595B"/>
                 <w:sz w:val="19"/>
               </w:rPr>
-              <w:t>2026-03-03</w:t>
+              <w:t>—</w:t>
             </w:r>
           </w:p>
         </w:tc>
@@ -8383,7 +8383,7 @@
         </w:tc>
         <w:tc>
           <w:tcPr>
-            <w:tcW w:type="dxa" w:w="2592"/>
+            <w:tcW w:type="dxa" w:w="2448"/>
             <w:tcBorders>
               <w:top w:val="single" w:sz="4" w:color="E9ECEF"/>
               <w:left w:val="single" w:sz="4" w:color="E9ECEF"/>
@@ -8409,7 +8409,7 @@
         </w:tc>
         <w:tc>
           <w:tcPr>
-            <w:tcW w:type="dxa" w:w="1872"/>
+            <w:tcW w:type="dxa" w:w="1728"/>
             <w:tcBorders>
               <w:top w:val="single" w:sz="4" w:color="E9ECEF"/>
               <w:left w:val="single" w:sz="4" w:color="E9ECEF"/>
@@ -8435,7 +8435,7 @@
         </w:tc>
         <w:tc>
           <w:tcPr>
-            <w:tcW w:type="dxa" w:w="1872"/>
+            <w:tcW w:type="dxa" w:w="1728"/>
             <w:tcBorders>
               <w:top w:val="single" w:sz="4" w:color="E9ECEF"/>
               <w:left w:val="single" w:sz="4" w:color="E9ECEF"/>
@@ -8510,7 +8510,7 @@
                 <w:color w:val="59595B"/>
                 <w:sz w:val="19"/>
               </w:rPr>
-              <w:t>2026-03-06</w:t>
+              <w:t>—</w:t>
             </w:r>
           </w:p>
         </w:tc>
@@ -8543,7 +8543,7 @@
         </w:tc>
         <w:tc>
           <w:tcPr>
-            <w:tcW w:type="dxa" w:w="2592"/>
+            <w:tcW w:type="dxa" w:w="2448"/>
             <w:shd w:val="clear" w:color="auto" w:fill="F8F9FA"/>
             <w:tcBorders>
               <w:top w:val="single" w:sz="4" w:color="E9ECEF"/>
@@ -8570,7 +8570,7 @@
         </w:tc>
         <w:tc>
           <w:tcPr>
-            <w:tcW w:type="dxa" w:w="1872"/>
+            <w:tcW w:type="dxa" w:w="1728"/>
             <w:shd w:val="clear" w:color="auto" w:fill="F8F9FA"/>
             <w:tcBorders>
               <w:top w:val="single" w:sz="4" w:color="E9ECEF"/>
@@ -8597,7 +8597,7 @@
         </w:tc>
         <w:tc>
           <w:tcPr>
-            <w:tcW w:type="dxa" w:w="1872"/>
+            <w:tcW w:type="dxa" w:w="1728"/>
             <w:shd w:val="clear" w:color="auto" w:fill="F8F9FA"/>
             <w:tcBorders>
               <w:top w:val="single" w:sz="4" w:color="E9ECEF"/>
@@ -8663,7 +8663,7 @@
           <w:color w:val="59595B"/>
           <w:sz w:val="20"/>
         </w:rPr>
-        <w:t>Showing 40 of 49 alerts. Full list available on request.</w:t>
+        <w:t>Showing 40 of 49 alerts. Full list available on request — email support@technijian.com.</w:t>
       </w:r>
     </w:p>
     <w:p>
@@ -8908,6 +8908,78 @@
                 <w:color w:val="006DB6"/>
                 <w:sz w:val="28"/>
               </w:rPr>
+              <w:t xml:space="preserve">  Industry News &amp; Vendor Innovations</w:t>
+            </w:r>
+          </w:p>
+        </w:tc>
+      </w:tr>
+    </w:tbl>
+    <w:p>
+      <w:pPr>
+        <w:spacing w:after="160"/>
+      </w:pPr>
+      <w:r>
+        <w:rPr>
+          <w:rFonts w:ascii="Open Sans" w:hAnsi="Open Sans"/>
+          <w:b w:val="0"/>
+          <w:i w:val="0"/>
+          <w:color w:val="59595B"/>
+          <w:sz w:val="22"/>
+        </w:rPr>
+        <w:t>CrowdStrike announced no major platform changes this month. Routine detection-content updates and sensor improvements continued to roll out automatically. Technijian tracks CrowdStrike's release notes monthly so future updates land in this section as they're published.</w:t>
+      </w:r>
+    </w:p>
+    <w:p/>
+    <w:tbl>
+      <w:tblPr>
+        <w:tblW w:type="auto" w:w="0"/>
+        <w:tblLayout w:type="fixed"/>
+        <w:tblLook w:firstColumn="1" w:firstRow="1" w:lastColumn="0" w:lastRow="0" w:noHBand="0" w:noVBand="1" w:val="04A0"/>
+      </w:tblPr>
+      <w:tblGrid>
+        <w:gridCol w:w="94"/>
+        <w:gridCol w:w="8976"/>
+      </w:tblGrid>
+      <w:tr>
+        <w:tc>
+          <w:tcPr>
+            <w:tcW w:type="dxa" w:w="94"/>
+            <w:shd w:val="clear" w:color="auto" w:fill="006DB6"/>
+            <w:tcBorders>
+              <w:top w:val="nil"/>
+              <w:left w:val="nil"/>
+              <w:bottom w:val="nil"/>
+              <w:right w:val="nil"/>
+              <w:insideH w:val="nil"/>
+              <w:insideV w:val="nil"/>
+            </w:tcBorders>
+          </w:tcPr>
+          <w:p/>
+        </w:tc>
+        <w:tc>
+          <w:tcPr>
+            <w:tcW w:type="dxa" w:w="8976"/>
+            <w:tcBorders>
+              <w:top w:val="nil"/>
+              <w:left w:val="nil"/>
+              <w:bottom w:val="nil"/>
+              <w:right w:val="nil"/>
+              <w:insideH w:val="nil"/>
+              <w:insideV w:val="nil"/>
+            </w:tcBorders>
+          </w:tcPr>
+          <w:p>
+            <w:pPr>
+              <w:spacing w:before="80" w:after="80"/>
+            </w:pPr>
+            <w:r>
+              <w:rPr>
+                <w:rFonts w:ascii="Open Sans" w:hAnsi="Open Sans"/>
+                <w:b/>
+                <w:i w:val="0"/>
+                <w:color w:val="006DB6"/>
+                <w:sz w:val="28"/>
+              </w:rPr>
               <w:t xml:space="preserve">  Recommendations</w:t>
             </w:r>
           </w:p>
@@ -9102,7 +9174,7 @@
                 <w:color w:val="59595B"/>
                 <w:sz w:val="19"/>
               </w:rPr>
-              <w:t>2026-03-17</w:t>
+              <w:t>—</w:t>
             </w:r>
           </w:p>
         </w:tc>
@@ -9235,7 +9307,7 @@
                 <w:color w:val="59595B"/>
                 <w:sz w:val="19"/>
               </w:rPr>
-              <w:t>2026-03-17</w:t>
+              <w:t>—</w:t>
             </w:r>
           </w:p>
         </w:tc>
@@ -9371,7 +9443,7 @@
                 <w:color w:val="59595B"/>
                 <w:sz w:val="19"/>
               </w:rPr>
-              <w:t>2026-03-17</w:t>
+              <w:t>—</w:t>
             </w:r>
           </w:p>
         </w:tc>
@@ -9504,7 +9576,7 @@
                 <w:color w:val="59595B"/>
                 <w:sz w:val="19"/>
               </w:rPr>
-              <w:t>2026-03-17</w:t>
+              <w:t>—</w:t>
             </w:r>
           </w:p>
         </w:tc>
@@ -9640,7 +9712,7 @@
                 <w:color w:val="59595B"/>
                 <w:sz w:val="19"/>
               </w:rPr>
-              <w:t>2026-03-17</w:t>
+              <w:t>—</w:t>
             </w:r>
           </w:p>
         </w:tc>
@@ -9773,7 +9845,7 @@
                 <w:color w:val="59595B"/>
                 <w:sz w:val="19"/>
               </w:rPr>
-              <w:t>2026-03-07</w:t>
+              <w:t>—</w:t>
             </w:r>
           </w:p>
         </w:tc>
@@ -9909,7 +9981,7 @@
                 <w:color w:val="59595B"/>
                 <w:sz w:val="19"/>
               </w:rPr>
-              <w:t>2026-03-06</w:t>
+              <w:t>—</w:t>
             </w:r>
           </w:p>
         </w:tc>
@@ -10042,7 +10114,7 @@
                 <w:color w:val="59595B"/>
                 <w:sz w:val="19"/>
               </w:rPr>
-              <w:t>2026-03-05</w:t>
+              <w:t>—</w:t>
             </w:r>
           </w:p>
         </w:tc>
@@ -10178,7 +10250,7 @@
                 <w:color w:val="59595B"/>
                 <w:sz w:val="19"/>
               </w:rPr>
-              <w:t>2026-03-05</w:t>
+              <w:t>—</w:t>
             </w:r>
           </w:p>
         </w:tc>
@@ -10311,7 +10383,7 @@
                 <w:color w:val="59595B"/>
                 <w:sz w:val="19"/>
               </w:rPr>
-              <w:t>2026-03-07</w:t>
+              <w:t>—</w:t>
             </w:r>
           </w:p>
         </w:tc>
@@ -10447,7 +10519,7 @@
                 <w:color w:val="59595B"/>
                 <w:sz w:val="19"/>
               </w:rPr>
-              <w:t>2026-03-05</w:t>
+              <w:t>—</w:t>
             </w:r>
           </w:p>
         </w:tc>
@@ -10580,7 +10652,7 @@
                 <w:color w:val="59595B"/>
                 <w:sz w:val="19"/>
               </w:rPr>
-              <w:t>2026-03-07</w:t>
+              <w:t>—</w:t>
             </w:r>
           </w:p>
         </w:tc>
@@ -10716,7 +10788,7 @@
                 <w:color w:val="59595B"/>
                 <w:sz w:val="19"/>
               </w:rPr>
-              <w:t>2026-03-06</w:t>
+              <w:t>—</w:t>
             </w:r>
           </w:p>
         </w:tc>
@@ -10849,7 +10921,7 @@
                 <w:color w:val="59595B"/>
                 <w:sz w:val="19"/>
               </w:rPr>
-              <w:t>2026-03-06</w:t>
+              <w:t>—</w:t>
             </w:r>
           </w:p>
         </w:tc>
@@ -10985,7 +11057,7 @@
                 <w:color w:val="59595B"/>
                 <w:sz w:val="19"/>
               </w:rPr>
-              <w:t>2026-03-07</w:t>
+              <w:t>—</w:t>
             </w:r>
           </w:p>
         </w:tc>
@@ -11118,7 +11190,7 @@
                 <w:color w:val="59595B"/>
                 <w:sz w:val="19"/>
               </w:rPr>
-              <w:t>2026-03-06</w:t>
+              <w:t>—</w:t>
             </w:r>
           </w:p>
         </w:tc>
@@ -11254,7 +11326,7 @@
                 <w:color w:val="59595B"/>
                 <w:sz w:val="19"/>
               </w:rPr>
-              <w:t>2026-03-06</w:t>
+              <w:t>—</w:t>
             </w:r>
           </w:p>
         </w:tc>
@@ -11387,7 +11459,7 @@
                 <w:color w:val="59595B"/>
                 <w:sz w:val="19"/>
               </w:rPr>
-              <w:t>2026-03-06</w:t>
+              <w:t>—</w:t>
             </w:r>
           </w:p>
         </w:tc>
@@ -11523,7 +11595,7 @@
                 <w:color w:val="59595B"/>
                 <w:sz w:val="19"/>
               </w:rPr>
-              <w:t>2026-03-06</w:t>
+              <w:t>—</w:t>
             </w:r>
           </w:p>
         </w:tc>
@@ -11656,7 +11728,7 @@
                 <w:color w:val="59595B"/>
                 <w:sz w:val="19"/>
               </w:rPr>
-              <w:t>2026-03-06</w:t>
+              <w:t>—</w:t>
             </w:r>
           </w:p>
         </w:tc>
@@ -11782,7 +11854,7 @@
           <w:color w:val="59595B"/>
           <w:sz w:val="22"/>
         </w:rPr>
-        <w:t>Recommended action: work with your Technijian contact to review each open Critical/High alert, confirm no further attacker activity is present, and close or suppress confirmed false positives.</w:t>
+        <w:t>Recommended action: email support@technijian.com to review each open Critical/High alert with our team, confirm no further attacker activity is present, and close or suppress confirmed false positives.</w:t>
       </w:r>
     </w:p>
     <w:p/>
@@ -11813,7 +11885,184 @@
           <w:color w:val="59595B"/>
           <w:sz w:val="22"/>
         </w:rPr>
-        <w:t>The CrowdStrike daily pull scheduled task has not yet been registered on the Technijian monitoring workstation. Once registered, future reports will include full endpoint inventory with sensor version, OS distribution, and check-in age analysis. Contact your Technijian account manager to schedule this one-time setup step.</w:t>
+        <w:t>The CrowdStrike daily pull scheduled task has not yet been registered on the Technijian monitoring workstation. Once registered, future reports will include full endpoint inventory with sensor version, OS distribution, and check-in age analysis. Email support@technijian.com to schedule this one-time setup step.</w:t>
+      </w:r>
+    </w:p>
+    <w:p/>
+    <w:tbl>
+      <w:tblPr>
+        <w:tblW w:type="auto" w:w="0"/>
+        <w:tblLayout w:type="fixed"/>
+        <w:tblLook w:firstColumn="1" w:firstRow="1" w:lastColumn="0" w:lastRow="0" w:noHBand="0" w:noVBand="1" w:val="04A0"/>
+      </w:tblPr>
+      <w:tblGrid>
+        <w:gridCol w:w="94"/>
+        <w:gridCol w:w="8976"/>
+      </w:tblGrid>
+      <w:tr>
+        <w:tc>
+          <w:tcPr>
+            <w:tcW w:type="dxa" w:w="94"/>
+            <w:shd w:val="clear" w:color="auto" w:fill="006DB6"/>
+            <w:tcBorders>
+              <w:top w:val="nil"/>
+              <w:left w:val="nil"/>
+              <w:bottom w:val="nil"/>
+              <w:right w:val="nil"/>
+              <w:insideH w:val="nil"/>
+              <w:insideV w:val="nil"/>
+            </w:tcBorders>
+          </w:tcPr>
+          <w:p/>
+        </w:tc>
+        <w:tc>
+          <w:tcPr>
+            <w:tcW w:type="dxa" w:w="8976"/>
+            <w:tcBorders>
+              <w:top w:val="nil"/>
+              <w:left w:val="nil"/>
+              <w:bottom w:val="nil"/>
+              <w:right w:val="nil"/>
+              <w:insideH w:val="nil"/>
+              <w:insideV w:val="nil"/>
+            </w:tcBorders>
+          </w:tcPr>
+          <w:p>
+            <w:pPr>
+              <w:spacing w:before="80" w:after="80"/>
+            </w:pPr>
+            <w:r>
+              <w:rPr>
+                <w:rFonts w:ascii="Open Sans" w:hAnsi="Open Sans"/>
+                <w:b/>
+                <w:i w:val="0"/>
+                <w:color w:val="006DB6"/>
+                <w:sz w:val="28"/>
+              </w:rPr>
+              <w:t xml:space="preserve">  How This Protection Works</w:t>
+            </w:r>
+          </w:p>
+        </w:tc>
+      </w:tr>
+    </w:tbl>
+    <w:p>
+      <w:pPr>
+        <w:spacing w:after="160"/>
+      </w:pPr>
+      <w:r>
+        <w:rPr>
+          <w:rFonts w:ascii="Open Sans" w:hAnsi="Open Sans"/>
+          <w:b w:val="0"/>
+          <w:i w:val="0"/>
+          <w:color w:val="59595B"/>
+          <w:sz w:val="22"/>
+        </w:rPr>
+        <w:t>Your endpoints are protected by a layered security stack — CrowdStrike Falcon and Huntress working alongside each other — chosen and managed by Technijian as an MSP best-practice configuration. Here's what each piece does and why we run both.</w:t>
+      </w:r>
+    </w:p>
+    <w:p>
+      <w:pPr>
+        <w:spacing w:after="160"/>
+      </w:pPr>
+      <w:r>
+        <w:rPr>
+          <w:rFonts w:ascii="Open Sans" w:hAnsi="Open Sans"/>
+          <w:b/>
+          <w:i w:val="0"/>
+          <w:color w:val="1A1A2E"/>
+          <w:sz w:val="24"/>
+        </w:rPr>
+        <w:t>CrowdStrike Falcon: AI-driven EDR with the Falcon Overwatch SOC</w:t>
+      </w:r>
+    </w:p>
+    <w:p>
+      <w:pPr>
+        <w:spacing w:after="160"/>
+      </w:pPr>
+      <w:r>
+        <w:rPr>
+          <w:rFonts w:ascii="Open Sans" w:hAnsi="Open Sans"/>
+          <w:b w:val="0"/>
+          <w:i w:val="0"/>
+          <w:color w:val="59595B"/>
+          <w:sz w:val="22"/>
+        </w:rPr>
+        <w:t>CrowdStrike Falcon is the EDR (Endpoint Detection and Response) layer. Falcon's behavioral AI inspects every process, network connection, and file operation on your endpoints in real time and stops identified threats before they can execute. On top of the AI, CrowdStrike's Falcon Overwatch managed-threat-hunting team — the same elite NOC that protects Fortune 500s and government agencies — watches your environment 24×7 looking for the kind of slow, low-and-slow adversary tradecraft that automated detection alone can miss. Overwatch hunters reach out directly when they see something that needs immediate action.</w:t>
+      </w:r>
+    </w:p>
+    <w:p>
+      <w:pPr>
+        <w:spacing w:after="160"/>
+      </w:pPr>
+      <w:r>
+        <w:rPr>
+          <w:rFonts w:ascii="Open Sans" w:hAnsi="Open Sans"/>
+          <w:b/>
+          <w:i w:val="0"/>
+          <w:color w:val="1A1A2E"/>
+          <w:sz w:val="24"/>
+        </w:rPr>
+        <w:t>Huntress: managed detection &amp; response with a 24×7 SOC</w:t>
+      </w:r>
+    </w:p>
+    <w:p>
+      <w:pPr>
+        <w:spacing w:after="160"/>
+      </w:pPr>
+      <w:r>
+        <w:rPr>
+          <w:rFonts w:ascii="Open Sans" w:hAnsi="Open Sans"/>
+          <w:b w:val="0"/>
+          <w:i w:val="0"/>
+          <w:color w:val="59595B"/>
+          <w:sz w:val="22"/>
+        </w:rPr>
+        <w:t>Huntress runs its own Security Operations Center staffed with threat hunters who review every signal that fires on your endpoints around the clock — not just nights and weekends, but 24×7×365. When the Huntress agent flags suspicious behavior (persistence mechanisms, process injection, credential abuse, known-bad files), the activity is examined by Huntress threat hunters BEFORE it ever reaches Technijian. False positives are filtered out at the source so that what does reach our team is signal, not noise. When Huntress sees something that needs attention, they coordinate response with Technijian and provide guided remediation playbooks.</w:t>
+      </w:r>
+    </w:p>
+    <w:p>
+      <w:pPr>
+        <w:spacing w:after="160"/>
+      </w:pPr>
+      <w:r>
+        <w:rPr>
+          <w:rFonts w:ascii="Open Sans" w:hAnsi="Open Sans"/>
+          <w:b/>
+          <w:i w:val="0"/>
+          <w:color w:val="1A1A2E"/>
+          <w:sz w:val="24"/>
+        </w:rPr>
+        <w:t>Why both? Defense in depth.</w:t>
+      </w:r>
+    </w:p>
+    <w:p>
+      <w:pPr>
+        <w:spacing w:after="160"/>
+      </w:pPr>
+      <w:r>
+        <w:rPr>
+          <w:rFonts w:ascii="Open Sans" w:hAnsi="Open Sans"/>
+          <w:b w:val="0"/>
+          <w:i w:val="0"/>
+          <w:color w:val="59595B"/>
+          <w:sz w:val="22"/>
+        </w:rPr>
+        <w:t>CrowdStrike and Huntress are deliberately complementary. CrowdStrike's Falcon is industry-leading nation-state-grade EDR with the broadest telemetry collection and the most mature threat-intel feed in the market. Huntress is tuned for the SMB and mid-market threat landscape — phishing-driven footholds, persistence tradecraft, credential theft, and the kinds of attacks that target managed-service customers. They use different detection styles, different telemetry sources, and different threat-intelligence pipelines.</w:t>
+      </w:r>
+    </w:p>
+    <w:p>
+      <w:pPr>
+        <w:spacing w:after="160"/>
+      </w:pPr>
+      <w:r>
+        <w:rPr>
+          <w:rFonts w:ascii="Open Sans" w:hAnsi="Open Sans"/>
+          <w:b w:val="0"/>
+          <w:i w:val="0"/>
+          <w:color w:val="59595B"/>
+          <w:sz w:val="22"/>
+        </w:rPr>
+        <w:t>Running them together gives your endpoints two independent sets of expert eyes — CrowdStrike's Overwatch team and Huntress's SOC — both watching 24×7. If one platform misses something, the other is extremely likely to catch it. This redundant, layered approach is the configuration Technijian recommends as best-in-class endpoint protection for clients who can't afford a security incident.</w:t>
       </w:r>
     </w:p>
     <w:p/>

--- a/clients/cbi/crowdstrike/monthly/2026-03/CBI-CrowdStrike-Activity-2026-03.docx
+++ b/clients/cbi/crowdstrike/monthly/2026-03/CBI-CrowdStrike-Activity-2026-03.docx
@@ -11886,6 +11886,149 @@
           <w:sz w:val="22"/>
         </w:rPr>
         <w:t>The CrowdStrike daily pull scheduled task has not yet been registered on the Technijian monitoring workstation. Once registered, future reports will include full endpoint inventory with sensor version, OS distribution, and check-in age analysis. Email support@technijian.com to schedule this one-time setup step.</w:t>
+      </w:r>
+    </w:p>
+    <w:p/>
+    <w:tbl>
+      <w:tblPr>
+        <w:tblW w:type="auto" w:w="0"/>
+        <w:tblLayout w:type="fixed"/>
+        <w:tblLook w:firstColumn="1" w:firstRow="1" w:lastColumn="0" w:lastRow="0" w:noHBand="0" w:noVBand="1" w:val="04A0"/>
+      </w:tblPr>
+      <w:tblGrid>
+        <w:gridCol w:w="94"/>
+        <w:gridCol w:w="8976"/>
+      </w:tblGrid>
+      <w:tr>
+        <w:tc>
+          <w:tcPr>
+            <w:tcW w:type="dxa" w:w="94"/>
+            <w:shd w:val="clear" w:color="auto" w:fill="006DB6"/>
+            <w:tcBorders>
+              <w:top w:val="nil"/>
+              <w:left w:val="nil"/>
+              <w:bottom w:val="nil"/>
+              <w:right w:val="nil"/>
+              <w:insideH w:val="nil"/>
+              <w:insideV w:val="nil"/>
+            </w:tcBorders>
+          </w:tcPr>
+          <w:p/>
+        </w:tc>
+        <w:tc>
+          <w:tcPr>
+            <w:tcW w:type="dxa" w:w="8976"/>
+            <w:tcBorders>
+              <w:top w:val="nil"/>
+              <w:left w:val="nil"/>
+              <w:bottom w:val="nil"/>
+              <w:right w:val="nil"/>
+              <w:insideH w:val="nil"/>
+              <w:insideV w:val="nil"/>
+            </w:tcBorders>
+          </w:tcPr>
+          <w:p>
+            <w:pPr>
+              <w:spacing w:before="80" w:after="80"/>
+            </w:pPr>
+            <w:r>
+              <w:rPr>
+                <w:rFonts w:ascii="Open Sans" w:hAnsi="Open Sans"/>
+                <w:b/>
+                <w:i w:val="0"/>
+                <w:color w:val="006DB6"/>
+                <w:sz w:val="28"/>
+              </w:rPr>
+              <w:t xml:space="preserve">  Compliance Alignment</w:t>
+            </w:r>
+          </w:p>
+        </w:tc>
+      </w:tr>
+    </w:tbl>
+    <w:p>
+      <w:pPr>
+        <w:spacing w:after="160"/>
+      </w:pPr>
+      <w:r>
+        <w:rPr>
+          <w:rFonts w:ascii="Open Sans" w:hAnsi="Open Sans"/>
+          <w:b w:val="0"/>
+          <w:i w:val="0"/>
+          <w:color w:val="59595B"/>
+          <w:sz w:val="22"/>
+        </w:rPr>
+        <w:t>This client's industry classification is General Business. Based on that classification, the data Technijian's stack is helping protect is most likely characterized as: Customer / employee PII.</w:t>
+      </w:r>
+    </w:p>
+    <w:p>
+      <w:pPr>
+        <w:spacing w:after="160"/>
+      </w:pPr>
+      <w:r>
+        <w:rPr>
+          <w:rFonts w:ascii="Open Sans" w:hAnsi="Open Sans"/>
+          <w:b w:val="0"/>
+          <w:i w:val="0"/>
+          <w:color w:val="59595B"/>
+          <w:sz w:val="21"/>
+        </w:rPr>
+        <w:t>No clear industry signal in the client name — defaulting to general California business privacy law (CCPA) for any California-resident data the client processes. Tech can override the industry / compliance scope by editing this file.</w:t>
+      </w:r>
+    </w:p>
+    <w:p>
+      <w:pPr>
+        <w:spacing w:after="160"/>
+      </w:pPr>
+      <w:r>
+        <w:rPr>
+          <w:rFonts w:ascii="Open Sans" w:hAnsi="Open Sans"/>
+          <w:b/>
+          <w:i w:val="0"/>
+          <w:color w:val="1A1A2E"/>
+          <w:sz w:val="22"/>
+        </w:rPr>
+        <w:t>How Technijian's monitoring stack supports each framework:</w:t>
+      </w:r>
+    </w:p>
+    <w:p>
+      <w:pPr>
+        <w:pStyle w:val="ListBullet"/>
+        <w:spacing w:after="80"/>
+      </w:pPr>
+      <w:r>
+        <w:rPr>
+          <w:rFonts w:ascii="Open Sans" w:hAnsi="Open Sans"/>
+          <w:b/>
+          <w:i w:val="0"/>
+          <w:color w:val="1A1A2E"/>
+          <w:sz w:val="22"/>
+        </w:rPr>
+        <w:t xml:space="preserve">California CCPA: </w:t>
+      </w:r>
+      <w:r>
+        <w:rPr>
+          <w:rFonts w:ascii="Open Sans" w:hAnsi="Open Sans"/>
+          <w:b w:val="0"/>
+          <w:i w:val="0"/>
+          <w:color w:val="59595B"/>
+          <w:sz w:val="22"/>
+        </w:rPr>
+        <w:t>breach-detection and incident-response capabilities support CCPA §1798.150 reasonable-security obligations and the 72-hour notification window for incidents involving California-resident PII.</w:t>
+      </w:r>
+    </w:p>
+    <w:p>
+      <w:pPr>
+        <w:spacing w:after="160"/>
+      </w:pPr>
+      <w:r>
+        <w:rPr>
+          <w:rFonts w:ascii="Open Sans" w:hAnsi="Open Sans"/>
+          <w:b w:val="0"/>
+          <w:i w:val="0"/>
+          <w:color w:val="59595B"/>
+          <w:sz w:val="19"/>
+        </w:rPr>
+        <w:t>This classification was generated automatically from the client's name and contact-domain signals. If the industry or compliance scope shown here doesn't match your operations, please reply to this report and we'll update the classification — Technijian's team can also produce a deeper compliance-posture report on request.</w:t>
       </w:r>
     </w:p>
     <w:p/>
